--- a/exports/karneler/306_ZEYNEP_ECE_CELIKDEMIR_Karne.docx
+++ b/exports/karneler/306_ZEYNEP_ECE_CELIKDEMIR_Karne.docx
@@ -27,7 +27,7 @@
           <w:color w:val="646464"/>
           <w:sz w:val="17"/>
         </w:rPr>
-        <w:t>Deneme Sınavı: 2026-2027  PARAF LGS 1 | Kurumsal Başarı ve Takip Sistemi</w:t>
+        <w:t>Deneme Sınavı: PARAF LGS 1 | Kurumsal Başarı ve Takip Sistemi</w:t>
       </w:r>
     </w:p>
     <w:tbl>
@@ -1732,6 +1732,32 @@
               <w:t>Fen Bilimleri netin: 17.33 (18 Doğru, 2 Yanlış, 0 Boş). Kavramsal kavrayışın ve deney yorumlama becerin çok yüksek. Tek hata yaptığın 'Mevsimlerin Oluşumu'ndaki (%86) eksen eğikliği ve Güneş ışınlarının geliş açısı grafiklerini pekiştirerek 20'de 20 full hedefini yakalayabilirsin.</w:t>
             </w:r>
           </w:p>
+          <w:p>
+            <w:pPr>
+              <w:spacing w:after="20"/>
+            </w:pPr>
+            <w:r>
+              <w:rPr>
+                <w:b/>
+                <w:color w:val="C0392B"/>
+                <w:sz w:val="15"/>
+              </w:rPr>
+              <w:t xml:space="preserve">📺 Önerilen YouTube Desteği (İleri Düzey (Şampiyon)): </w:t>
+            </w:r>
+            <w:r>
+              <w:rPr>
+                <w:b/>
+                <w:sz w:val="15"/>
+              </w:rPr>
+              <w:t xml:space="preserve">Kanal: Hız Yayınları / dnz hoca | </w:t>
+            </w:r>
+            <w:r>
+              <w:rPr>
+                <w:sz w:val="15"/>
+              </w:rPr>
+              <w:t>Odak: İleri Seviye Grafik &amp; Deney Yorumlama. Taktik: Karmaşık grafik ve çok adımlı deney sorularında hızlı yorumlama tekniklerini not al.</w:t>
+            </w:r>
+          </w:p>
         </w:tc>
       </w:tr>
     </w:tbl>
@@ -1858,6 +1884,32 @@
                 <w:sz w:val="15"/>
               </w:rPr>
               <w:t>Matematik netin: 18.67 (19 Doğru, 1 Yanlış, 0 Boş). Yeni nesil problem çözme ve modelleme becerin okul zirvesindedir. Sınavda tek net kaybının yaşandığı 'Üslü İfadeler Temel Kuralları' konusundaki uç soru kalıplarına odaklanarak 20'de 20 full yapabilirsin. Süreli branş denemelerine devam et.</w:t>
+            </w:r>
+          </w:p>
+          <w:p>
+            <w:pPr>
+              <w:spacing w:after="20"/>
+            </w:pPr>
+            <w:r>
+              <w:rPr>
+                <w:b/>
+                <w:color w:val="C0392B"/>
+                <w:sz w:val="15"/>
+              </w:rPr>
+              <w:t xml:space="preserve">📺 Önerilen YouTube Desteği (İleri Düzey (Şampiyon)): </w:t>
+            </w:r>
+            <w:r>
+              <w:rPr>
+                <w:b/>
+                <w:sz w:val="15"/>
+              </w:rPr>
+              <w:t xml:space="preserve">Kanal: Çopur Hoca | </w:t>
+            </w:r>
+            <w:r>
+              <w:rPr>
+                <w:sz w:val="15"/>
+              </w:rPr>
+              <w:t>Odak: İleri Düzey Soru Kalıpları &amp; Derece Hedefi. Taktik: Süre tutarak soruyu hocadan önce çözmeye çalış; kestirme püf noktaları Hata Defterine ekle.</w:t>
             </w:r>
           </w:p>
         </w:tc>
@@ -2007,6 +2059,32 @@
               <w:t>Türkçe branş netin: 13.33 (15 Doğru, 5 Yanlış, 0 Boş). Ortalama üstü bir performans olmakla birlikte 5 yanlış başarı payını törpülemiş. Öncelikli olarak sıfır çektiğin [Deyimler, Soru-Cevap] konularındaki kavram ve kuralları tekrar et. Kısmi kayıp yaşadığın [Tablo ve Grafik Yorumlama (%50), FİİLİMSİLER (%50)] alanlarında metindeki açık kanıtın altını çizerek çöz. Günde 20 paragraf sorusu çöz; iki şık arasında kaldığında işaretleme yapmayıp boş bırak.</w:t>
             </w:r>
           </w:p>
+          <w:p>
+            <w:pPr>
+              <w:spacing w:after="20"/>
+            </w:pPr>
+            <w:r>
+              <w:rPr>
+                <w:b/>
+                <w:color w:val="C0392B"/>
+                <w:sz w:val="15"/>
+              </w:rPr>
+              <w:t xml:space="preserve">📺 Önerilen YouTube Desteği (Orta Seviye): </w:t>
+            </w:r>
+            <w:r>
+              <w:rPr>
+                <w:b/>
+                <w:sz w:val="15"/>
+              </w:rPr>
+              <w:t xml:space="preserve">Kanal: Hız Yayınları - Ebubekir Hoca | </w:t>
+            </w:r>
+            <w:r>
+              <w:rPr>
+                <w:sz w:val="15"/>
+              </w:rPr>
+              <w:t>Odak: Paragraf Taktikleri &amp; Çeldirici Eleme. Taktik: Paragraf sorularında hocanın anahtar kelimeleri ve metin kanıtlarını nasıl çizdiğine dikkat et.</w:t>
+            </w:r>
+          </w:p>
         </w:tc>
       </w:tr>
     </w:tbl>
@@ -2135,6 +2213,32 @@
               <w:t>İnkılap Tarihi netin: 8.67 (9 Doğru, 1 Yanlış, 0 Boş). Tarihsel kronoloji ve neden-sonuç analiz kabiliyetin çok güçlü. Tek net kaybının yaşandığı 'Uyanan Avrupa ve Sarsılan Osmanlı' konusundaki kavram haritasını inceleyerek 10'da 10 full hedefini sürdür.</w:t>
             </w:r>
           </w:p>
+          <w:p>
+            <w:pPr>
+              <w:spacing w:after="20"/>
+            </w:pPr>
+            <w:r>
+              <w:rPr>
+                <w:b/>
+                <w:color w:val="C0392B"/>
+                <w:sz w:val="15"/>
+              </w:rPr>
+              <w:t xml:space="preserve">📺 Önerilen YouTube Desteği (İleri Düzey (Şampiyon)): </w:t>
+            </w:r>
+            <w:r>
+              <w:rPr>
+                <w:b/>
+                <w:sz w:val="15"/>
+              </w:rPr>
+              <w:t xml:space="preserve">Kanal: Buğra Hoca Sosyal Bilgiler Dersliği | </w:t>
+            </w:r>
+            <w:r>
+              <w:rPr>
+                <w:sz w:val="15"/>
+              </w:rPr>
+              <w:t>Odak: Kritik Çeldiriciler &amp; MEB Tarzı Uç Sorular. Taktik: Tarihsel kavramların güncel yorumlarla ilişkilendirildiği zor soru tiplerine odaklan.</w:t>
+            </w:r>
+          </w:p>
         </w:tc>
       </w:tr>
     </w:tbl>
@@ -2242,6 +2346,32 @@
                 <w:sz w:val="15"/>
               </w:rPr>
               <w:t>Din Kültürü netin: 10.00 (10 Doğru, 0 Yanlış, 0 Boş). Kavram ve ayet yorumlama hakimiyetin yüksek. 5 kazanımın tamamında %100 tam başarı sağladın. Formunu haftalık 15 soruyla koru.</w:t>
+            </w:r>
+          </w:p>
+          <w:p>
+            <w:pPr>
+              <w:spacing w:after="20"/>
+            </w:pPr>
+            <w:r>
+              <w:rPr>
+                <w:b/>
+                <w:color w:val="C0392B"/>
+                <w:sz w:val="15"/>
+              </w:rPr>
+              <w:t xml:space="preserve">📺 Önerilen YouTube Desteği (İleri Düzey (Şampiyon)): </w:t>
+            </w:r>
+            <w:r>
+              <w:rPr>
+                <w:b/>
+                <w:sz w:val="15"/>
+              </w:rPr>
+              <w:t xml:space="preserve">Kanal: Cebrail Hocam | </w:t>
+            </w:r>
+            <w:r>
+              <w:rPr>
+                <w:sz w:val="15"/>
+              </w:rPr>
+              <w:t>Odak: 10'da 10 Hedefi &amp; Dikkat/Çeldirici Analizi. Taktik: Kelimelerin ince anlam farklarına dayalı soru kalıplarını yakalayarak full yapmayı hedefle.</w:t>
             </w:r>
           </w:p>
         </w:tc>
@@ -2370,6 +2500,32 @@
                 <w:sz w:val="15"/>
               </w:rPr>
               <w:t>İngilizce branş netin: 8.67 (9 Doğru, 1 Yanlış, 0 Boş). Friendship ünitesi kelime ve diyalog hakimiyetin çok iyi. Tek net kaybının yaşandığı 'Kişisel Özellikler / Sıfatlar' kalıbını gözden geçirerek 10'da 10 yapabilirsin.</w:t>
+            </w:r>
+          </w:p>
+          <w:p>
+            <w:pPr>
+              <w:spacing w:after="20"/>
+            </w:pPr>
+            <w:r>
+              <w:rPr>
+                <w:b/>
+                <w:color w:val="C0392B"/>
+                <w:sz w:val="15"/>
+              </w:rPr>
+              <w:t xml:space="preserve">📺 Önerilen YouTube Desteği (İleri Düzey (Şampiyon)): </w:t>
+            </w:r>
+            <w:r>
+              <w:rPr>
+                <w:b/>
+                <w:sz w:val="15"/>
+              </w:rPr>
+              <w:t xml:space="preserve">Kanal: Ümitcan Hoca | </w:t>
+            </w:r>
+            <w:r>
+              <w:rPr>
+                <w:sz w:val="15"/>
+              </w:rPr>
+              <w:t>Odak: Yeni Nesil Okuma Parçaları, Tablo &amp; Grafik Yorumlama. Taktik: Afiş, davetiye ve soru kökündeki 'NOT / except' gibi olumsuzluk ifadelerine dikkat ederek hızlan.</w:t>
             </w:r>
           </w:p>
         </w:tc>

--- a/exports/karneler/306_ZEYNEP_ECE_CELIKDEMIR_Karne.docx
+++ b/exports/karneler/306_ZEYNEP_ECE_CELIKDEMIR_Karne.docx
@@ -1749,7 +1749,7 @@
                 <w:b/>
                 <w:sz w:val="15"/>
               </w:rPr>
-              <w:t xml:space="preserve">Kanal: Hız Yayınları / dnz hoca | </w:t>
+              <w:t xml:space="preserve">Kanal: Hız Yayınları veya dnz hoca ile Fen | </w:t>
             </w:r>
             <w:r>
               <w:rPr>
@@ -2076,7 +2076,7 @@
                 <w:b/>
                 <w:sz w:val="15"/>
               </w:rPr>
-              <w:t xml:space="preserve">Kanal: Hız Yayınları - Ebubekir Hoca | </w:t>
+              <w:t xml:space="preserve">Kanal: Hız Yayınları veya Ebubekir Hoca ile Türkçe | </w:t>
             </w:r>
             <w:r>
               <w:rPr>

--- a/exports/karneler/306_ZEYNEP_ECE_CELIKDEMIR_Karne.docx
+++ b/exports/karneler/306_ZEYNEP_ECE_CELIKDEMIR_Karne.docx
@@ -27,7 +27,7 @@
           <w:color w:val="646464"/>
           <w:sz w:val="17"/>
         </w:rPr>
-        <w:t>Deneme Sınavı: PARAF LGS 1 | Kurumsal Başarı ve Takip Sistemi</w:t>
+        <w:t>Deneme Sınavı: 2026-2027  NARTEST LGS 1 | Kurumsal Başarı ve Takip Sistemi</w:t>
       </w:r>
     </w:p>
     <w:tbl>
@@ -169,7 +169,7 @@
               <w:rPr>
                 <w:sz w:val="16"/>
               </w:rPr>
-              <w:t>76.67 Net / 447.75 Puan</w:t>
+              <w:t>74.34 Net / 445.08 Puan</w:t>
             </w:r>
           </w:p>
         </w:tc>
@@ -209,7 +209,7 @@
               <w:rPr>
                 <w:sz w:val="16"/>
               </w:rPr>
-              <w:t>Sınıf: 2/27 | Okul: 6/110 | TG: 1414 (Dilim: %13.65)</w:t>
+              <w:t>Sınıf: 2 / 28 | Okul: 8 / 56 | TG: 696 (Dilim: %22.84)</w:t>
             </w:r>
           </w:p>
         </w:tc>
@@ -483,7 +483,7 @@
               <w:rPr>
                 <w:sz w:val="15"/>
               </w:rPr>
-              <w:t>15</w:t>
+              <w:t>18</w:t>
             </w:r>
           </w:p>
         </w:tc>
@@ -505,7 +505,7 @@
               <w:rPr>
                 <w:sz w:val="15"/>
               </w:rPr>
-              <w:t>5</w:t>
+              <w:t>2</w:t>
             </w:r>
           </w:p>
         </w:tc>
@@ -549,7 +549,7 @@
               <w:rPr>
                 <w:sz w:val="15"/>
               </w:rPr>
-              <w:t>13.33</w:t>
+              <w:t>17.33</w:t>
             </w:r>
           </w:p>
         </w:tc>
@@ -571,7 +571,7 @@
               <w:rPr>
                 <w:sz w:val="15"/>
               </w:rPr>
-              <w:t>%66.6</w:t>
+              <w:t>%86.6</w:t>
             </w:r>
           </w:p>
         </w:tc>
@@ -596,6 +596,162 @@
                 <w:sz w:val="15"/>
               </w:rPr>
               <w:t>İnkılap Tarihi</w:t>
+            </w:r>
+          </w:p>
+        </w:tc>
+        <w:tc>
+          <w:tcPr>
+            <w:tcW w:type="dxa" w:w="1543"/>
+            <w:tcMar>
+              <w:top w:w="20" w:type="dxa"/>
+              <w:bottom w:w="20" w:type="dxa"/>
+              <w:left w:w="35" w:type="dxa"/>
+              <w:right w:w="35" w:type="dxa"/>
+            </w:tcMar>
+          </w:tcPr>
+          <w:p>
+            <w:pPr>
+              <w:jc w:val="center"/>
+            </w:pPr>
+            <w:r>
+              <w:rPr>
+                <w:sz w:val="15"/>
+              </w:rPr>
+              <w:t>10</w:t>
+            </w:r>
+          </w:p>
+        </w:tc>
+        <w:tc>
+          <w:tcPr>
+            <w:tcW w:type="dxa" w:w="1543"/>
+            <w:tcMar>
+              <w:top w:w="20" w:type="dxa"/>
+              <w:bottom w:w="20" w:type="dxa"/>
+              <w:left w:w="35" w:type="dxa"/>
+              <w:right w:w="35" w:type="dxa"/>
+            </w:tcMar>
+          </w:tcPr>
+          <w:p>
+            <w:pPr>
+              <w:jc w:val="center"/>
+            </w:pPr>
+            <w:r>
+              <w:rPr>
+                <w:sz w:val="15"/>
+              </w:rPr>
+              <w:t>8</w:t>
+            </w:r>
+          </w:p>
+        </w:tc>
+        <w:tc>
+          <w:tcPr>
+            <w:tcW w:type="dxa" w:w="1543"/>
+            <w:tcMar>
+              <w:top w:w="20" w:type="dxa"/>
+              <w:bottom w:w="20" w:type="dxa"/>
+              <w:left w:w="35" w:type="dxa"/>
+              <w:right w:w="35" w:type="dxa"/>
+            </w:tcMar>
+          </w:tcPr>
+          <w:p>
+            <w:pPr>
+              <w:jc w:val="center"/>
+            </w:pPr>
+            <w:r>
+              <w:rPr>
+                <w:sz w:val="15"/>
+              </w:rPr>
+              <w:t>2</w:t>
+            </w:r>
+          </w:p>
+        </w:tc>
+        <w:tc>
+          <w:tcPr>
+            <w:tcW w:type="dxa" w:w="1543"/>
+            <w:tcMar>
+              <w:top w:w="20" w:type="dxa"/>
+              <w:bottom w:w="20" w:type="dxa"/>
+              <w:left w:w="35" w:type="dxa"/>
+              <w:right w:w="35" w:type="dxa"/>
+            </w:tcMar>
+          </w:tcPr>
+          <w:p>
+            <w:pPr>
+              <w:jc w:val="center"/>
+            </w:pPr>
+            <w:r>
+              <w:rPr>
+                <w:sz w:val="15"/>
+              </w:rPr>
+              <w:t>0</w:t>
+            </w:r>
+          </w:p>
+        </w:tc>
+        <w:tc>
+          <w:tcPr>
+            <w:tcW w:type="dxa" w:w="1543"/>
+            <w:tcMar>
+              <w:top w:w="20" w:type="dxa"/>
+              <w:bottom w:w="20" w:type="dxa"/>
+              <w:left w:w="35" w:type="dxa"/>
+              <w:right w:w="35" w:type="dxa"/>
+            </w:tcMar>
+          </w:tcPr>
+          <w:p>
+            <w:pPr>
+              <w:jc w:val="center"/>
+            </w:pPr>
+            <w:r>
+              <w:rPr>
+                <w:sz w:val="15"/>
+              </w:rPr>
+              <w:t>7.33</w:t>
+            </w:r>
+          </w:p>
+        </w:tc>
+        <w:tc>
+          <w:tcPr>
+            <w:tcW w:type="dxa" w:w="1543"/>
+            <w:tcMar>
+              <w:top w:w="20" w:type="dxa"/>
+              <w:bottom w:w="20" w:type="dxa"/>
+              <w:left w:w="35" w:type="dxa"/>
+              <w:right w:w="35" w:type="dxa"/>
+            </w:tcMar>
+          </w:tcPr>
+          <w:p>
+            <w:pPr>
+              <w:jc w:val="center"/>
+            </w:pPr>
+            <w:r>
+              <w:rPr>
+                <w:sz w:val="15"/>
+              </w:rPr>
+              <w:t>%73.3</w:t>
+            </w:r>
+          </w:p>
+        </w:tc>
+      </w:tr>
+      <w:tr>
+        <w:tc>
+          <w:tcPr>
+            <w:tcW w:type="dxa" w:w="1543"/>
+            <w:tcMar>
+              <w:top w:w="20" w:type="dxa"/>
+              <w:bottom w:w="20" w:type="dxa"/>
+              <w:left w:w="35" w:type="dxa"/>
+              <w:right w:w="35" w:type="dxa"/>
+            </w:tcMar>
+          </w:tcPr>
+          <w:p>
+            <w:pPr>
+              <w:jc w:val="left"/>
+            </w:pPr>
+            <w:r>
+              <w:rPr>
+                <w:sz w:val="15"/>
+              </w:rPr>
+              <w:t>Din Kültürü</w:t>
             </w:r>
           </w:p>
         </w:tc>
@@ -728,162 +884,6 @@
                 <w:sz w:val="15"/>
               </w:rPr>
               <w:t>%86.7</w:t>
-            </w:r>
-          </w:p>
-        </w:tc>
-      </w:tr>
-      <w:tr>
-        <w:tc>
-          <w:tcPr>
-            <w:tcW w:type="dxa" w:w="1543"/>
-            <w:tcMar>
-              <w:top w:w="20" w:type="dxa"/>
-              <w:bottom w:w="20" w:type="dxa"/>
-              <w:left w:w="35" w:type="dxa"/>
-              <w:right w:w="35" w:type="dxa"/>
-            </w:tcMar>
-          </w:tcPr>
-          <w:p>
-            <w:pPr>
-              <w:jc w:val="left"/>
-            </w:pPr>
-            <w:r>
-              <w:rPr>
-                <w:sz w:val="15"/>
-              </w:rPr>
-              <w:t>Din Kültürü</w:t>
-            </w:r>
-          </w:p>
-        </w:tc>
-        <w:tc>
-          <w:tcPr>
-            <w:tcW w:type="dxa" w:w="1543"/>
-            <w:tcMar>
-              <w:top w:w="20" w:type="dxa"/>
-              <w:bottom w:w="20" w:type="dxa"/>
-              <w:left w:w="35" w:type="dxa"/>
-              <w:right w:w="35" w:type="dxa"/>
-            </w:tcMar>
-          </w:tcPr>
-          <w:p>
-            <w:pPr>
-              <w:jc w:val="center"/>
-            </w:pPr>
-            <w:r>
-              <w:rPr>
-                <w:sz w:val="15"/>
-              </w:rPr>
-              <w:t>10</w:t>
-            </w:r>
-          </w:p>
-        </w:tc>
-        <w:tc>
-          <w:tcPr>
-            <w:tcW w:type="dxa" w:w="1543"/>
-            <w:tcMar>
-              <w:top w:w="20" w:type="dxa"/>
-              <w:bottom w:w="20" w:type="dxa"/>
-              <w:left w:w="35" w:type="dxa"/>
-              <w:right w:w="35" w:type="dxa"/>
-            </w:tcMar>
-          </w:tcPr>
-          <w:p>
-            <w:pPr>
-              <w:jc w:val="center"/>
-            </w:pPr>
-            <w:r>
-              <w:rPr>
-                <w:sz w:val="15"/>
-              </w:rPr>
-              <w:t>10</w:t>
-            </w:r>
-          </w:p>
-        </w:tc>
-        <w:tc>
-          <w:tcPr>
-            <w:tcW w:type="dxa" w:w="1543"/>
-            <w:tcMar>
-              <w:top w:w="20" w:type="dxa"/>
-              <w:bottom w:w="20" w:type="dxa"/>
-              <w:left w:w="35" w:type="dxa"/>
-              <w:right w:w="35" w:type="dxa"/>
-            </w:tcMar>
-          </w:tcPr>
-          <w:p>
-            <w:pPr>
-              <w:jc w:val="center"/>
-            </w:pPr>
-            <w:r>
-              <w:rPr>
-                <w:sz w:val="15"/>
-              </w:rPr>
-              <w:t>0</w:t>
-            </w:r>
-          </w:p>
-        </w:tc>
-        <w:tc>
-          <w:tcPr>
-            <w:tcW w:type="dxa" w:w="1543"/>
-            <w:tcMar>
-              <w:top w:w="20" w:type="dxa"/>
-              <w:bottom w:w="20" w:type="dxa"/>
-              <w:left w:w="35" w:type="dxa"/>
-              <w:right w:w="35" w:type="dxa"/>
-            </w:tcMar>
-          </w:tcPr>
-          <w:p>
-            <w:pPr>
-              <w:jc w:val="center"/>
-            </w:pPr>
-            <w:r>
-              <w:rPr>
-                <w:sz w:val="15"/>
-              </w:rPr>
-              <w:t>0</w:t>
-            </w:r>
-          </w:p>
-        </w:tc>
-        <w:tc>
-          <w:tcPr>
-            <w:tcW w:type="dxa" w:w="1543"/>
-            <w:tcMar>
-              <w:top w:w="20" w:type="dxa"/>
-              <w:bottom w:w="20" w:type="dxa"/>
-              <w:left w:w="35" w:type="dxa"/>
-              <w:right w:w="35" w:type="dxa"/>
-            </w:tcMar>
-          </w:tcPr>
-          <w:p>
-            <w:pPr>
-              <w:jc w:val="center"/>
-            </w:pPr>
-            <w:r>
-              <w:rPr>
-                <w:sz w:val="15"/>
-              </w:rPr>
-              <w:t>10.00</w:t>
-            </w:r>
-          </w:p>
-        </w:tc>
-        <w:tc>
-          <w:tcPr>
-            <w:tcW w:type="dxa" w:w="1543"/>
-            <w:tcMar>
-              <w:top w:w="20" w:type="dxa"/>
-              <w:bottom w:w="20" w:type="dxa"/>
-              <w:left w:w="35" w:type="dxa"/>
-              <w:right w:w="35" w:type="dxa"/>
-            </w:tcMar>
-          </w:tcPr>
-          <w:p>
-            <w:pPr>
-              <w:jc w:val="center"/>
-            </w:pPr>
-            <w:r>
-              <w:rPr>
-                <w:sz w:val="15"/>
-              </w:rPr>
-              <w:t>%100.0</w:t>
             </w:r>
           </w:p>
         </w:tc>
@@ -1107,7 +1107,7 @@
               <w:rPr>
                 <w:sz w:val="15"/>
               </w:rPr>
-              <w:t>19</w:t>
+              <w:t>18</w:t>
             </w:r>
           </w:p>
         </w:tc>
@@ -1151,7 +1151,7 @@
               <w:rPr>
                 <w:sz w:val="15"/>
               </w:rPr>
-              <w:t>0</w:t>
+              <w:t>1</w:t>
             </w:r>
           </w:p>
         </w:tc>
@@ -1173,7 +1173,7 @@
               <w:rPr>
                 <w:sz w:val="15"/>
               </w:rPr>
-              <w:t>18.67</w:t>
+              <w:t>17.67</w:t>
             </w:r>
           </w:p>
         </w:tc>
@@ -1195,7 +1195,7 @@
               <w:rPr>
                 <w:sz w:val="15"/>
               </w:rPr>
-              <w:t>%93.4</w:t>
+              <w:t>%88.4</w:t>
             </w:r>
           </w:p>
         </w:tc>
@@ -1263,7 +1263,7 @@
               <w:rPr>
                 <w:sz w:val="15"/>
               </w:rPr>
-              <w:t>18</w:t>
+              <w:t>16</w:t>
             </w:r>
           </w:p>
         </w:tc>
@@ -1285,7 +1285,7 @@
               <w:rPr>
                 <w:sz w:val="15"/>
               </w:rPr>
-              <w:t>2</w:t>
+              <w:t>4</w:t>
             </w:r>
           </w:p>
         </w:tc>
@@ -1329,7 +1329,7 @@
               <w:rPr>
                 <w:sz w:val="15"/>
               </w:rPr>
-              <w:t>17.33</w:t>
+              <w:t>14.67</w:t>
             </w:r>
           </w:p>
         </w:tc>
@@ -1351,7 +1351,7 @@
               <w:rPr>
                 <w:sz w:val="15"/>
               </w:rPr>
-              <w:t>%86.6</w:t>
+              <w:t>%73.4</w:t>
             </w:r>
           </w:p>
         </w:tc>
@@ -1425,7 +1425,7 @@
                 <w:b/>
                 <w:sz w:val="15"/>
               </w:rPr>
-              <w:t>80</w:t>
+              <w:t>78</w:t>
             </w:r>
           </w:p>
         </w:tc>
@@ -1449,7 +1449,7 @@
                 <w:b/>
                 <w:sz w:val="15"/>
               </w:rPr>
-              <w:t>10</w:t>
+              <w:t>11</w:t>
             </w:r>
           </w:p>
         </w:tc>
@@ -1473,7 +1473,7 @@
                 <w:b/>
                 <w:sz w:val="15"/>
               </w:rPr>
-              <w:t>0</w:t>
+              <w:t>1</w:t>
             </w:r>
           </w:p>
         </w:tc>
@@ -1497,7 +1497,7 @@
                 <w:b/>
                 <w:sz w:val="15"/>
               </w:rPr>
-              <w:t>76.67</w:t>
+              <w:t>74.34</w:t>
             </w:r>
           </w:p>
         </w:tc>
@@ -1521,7 +1521,628 @@
                 <w:b/>
                 <w:sz w:val="15"/>
               </w:rPr>
-              <w:t>%85.2</w:t>
+              <w:t>%82.6</w:t>
+            </w:r>
+          </w:p>
+        </w:tc>
+      </w:tr>
+    </w:tbl>
+    <w:p>
+      <w:pPr>
+        <w:spacing w:before="80" w:after="40"/>
+      </w:pPr>
+      <w:r>
+        <w:rPr>
+          <w:b/>
+          <w:color w:val="1F497D"/>
+          <w:sz w:val="18"/>
+        </w:rPr>
+        <w:t>1. DENEMELER ARASI GELİŞİM VE AKADEMİK DEĞİŞİM ANALİZİ (PARAF 1 ➔ NARTEST 1)</w:t>
+      </w:r>
+    </w:p>
+    <w:tbl>
+      <w:tblPr>
+        <w:tblW w:type="auto" w:w="0"/>
+        <w:jc w:val="center"/>
+        <w:tblLook w:firstColumn="1" w:firstRow="1" w:lastColumn="0" w:lastRow="0" w:noHBand="0" w:noVBand="1" w:val="04A0"/>
+        <w:tblBorders>
+          <w:top w:val="single" w:sz="4" w:space="0" w:color="B0C4DE"/>
+          <w:left w:val="single" w:sz="4" w:space="0" w:color="B0C4DE"/>
+          <w:bottom w:val="single" w:sz="4" w:space="0" w:color="B0C4DE"/>
+          <w:right w:val="single" w:sz="4" w:space="0" w:color="B0C4DE"/>
+          <w:insideH w:val="single" w:sz="4" w:space="0" w:color="B0C4DE"/>
+          <w:insideV w:val="single" w:sz="4" w:space="0" w:color="B0C4DE"/>
+        </w:tblBorders>
+      </w:tblPr>
+      <w:tblGrid>
+        <w:gridCol w:w="2160"/>
+        <w:gridCol w:w="2160"/>
+        <w:gridCol w:w="2160"/>
+        <w:gridCol w:w="2160"/>
+        <w:gridCol w:w="2160"/>
+      </w:tblGrid>
+      <w:tr>
+        <w:tc>
+          <w:tcPr>
+            <w:tcW w:type="dxa" w:w="2160"/>
+            <w:shd w:fill="1F497D"/>
+            <w:tcMar>
+              <w:top w:w="25" w:type="dxa"/>
+              <w:bottom w:w="25" w:type="dxa"/>
+              <w:left w:w="35" w:type="dxa"/>
+              <w:right w:w="35" w:type="dxa"/>
+            </w:tcMar>
+          </w:tcPr>
+          <w:p>
+            <w:pPr>
+              <w:jc w:val="left"/>
+            </w:pPr>
+            <w:r>
+              <w:rPr>
+                <w:b/>
+                <w:color w:val="FFFFFF"/>
+                <w:sz w:val="15"/>
+              </w:rPr>
+              <w:t>Değerlendirme Kriteri</w:t>
+            </w:r>
+          </w:p>
+        </w:tc>
+        <w:tc>
+          <w:tcPr>
+            <w:tcW w:type="dxa" w:w="2160"/>
+            <w:shd w:fill="1F497D"/>
+            <w:tcMar>
+              <w:top w:w="25" w:type="dxa"/>
+              <w:bottom w:w="25" w:type="dxa"/>
+              <w:left w:w="35" w:type="dxa"/>
+              <w:right w:w="35" w:type="dxa"/>
+            </w:tcMar>
+          </w:tcPr>
+          <w:p>
+            <w:pPr>
+              <w:jc w:val="center"/>
+            </w:pPr>
+            <w:r>
+              <w:rPr>
+                <w:b/>
+                <w:color w:val="FFFFFF"/>
+                <w:sz w:val="15"/>
+              </w:rPr>
+              <w:t>1. Deneme (PARAF)</w:t>
+            </w:r>
+          </w:p>
+        </w:tc>
+        <w:tc>
+          <w:tcPr>
+            <w:tcW w:type="dxa" w:w="2160"/>
+            <w:shd w:fill="1F497D"/>
+            <w:tcMar>
+              <w:top w:w="25" w:type="dxa"/>
+              <w:bottom w:w="25" w:type="dxa"/>
+              <w:left w:w="35" w:type="dxa"/>
+              <w:right w:w="35" w:type="dxa"/>
+            </w:tcMar>
+          </w:tcPr>
+          <w:p>
+            <w:pPr>
+              <w:jc w:val="center"/>
+            </w:pPr>
+            <w:r>
+              <w:rPr>
+                <w:b/>
+                <w:color w:val="FFFFFF"/>
+                <w:sz w:val="15"/>
+              </w:rPr>
+              <w:t>2. Deneme (NARTEST)</w:t>
+            </w:r>
+          </w:p>
+        </w:tc>
+        <w:tc>
+          <w:tcPr>
+            <w:tcW w:type="dxa" w:w="2160"/>
+            <w:shd w:fill="1F497D"/>
+            <w:tcMar>
+              <w:top w:w="25" w:type="dxa"/>
+              <w:bottom w:w="25" w:type="dxa"/>
+              <w:left w:w="35" w:type="dxa"/>
+              <w:right w:w="35" w:type="dxa"/>
+            </w:tcMar>
+          </w:tcPr>
+          <w:p>
+            <w:pPr>
+              <w:jc w:val="center"/>
+            </w:pPr>
+            <w:r>
+              <w:rPr>
+                <w:b/>
+                <w:color w:val="FFFFFF"/>
+                <w:sz w:val="15"/>
+              </w:rPr>
+              <w:t>Sınavlar Arası Fark</w:t>
+            </w:r>
+          </w:p>
+        </w:tc>
+        <w:tc>
+          <w:tcPr>
+            <w:tcW w:type="dxa" w:w="2160"/>
+            <w:shd w:fill="1F497D"/>
+            <w:tcMar>
+              <w:top w:w="25" w:type="dxa"/>
+              <w:bottom w:w="25" w:type="dxa"/>
+              <w:left w:w="35" w:type="dxa"/>
+              <w:right w:w="35" w:type="dxa"/>
+            </w:tcMar>
+          </w:tcPr>
+          <w:p>
+            <w:pPr>
+              <w:jc w:val="center"/>
+            </w:pPr>
+            <w:r>
+              <w:rPr>
+                <w:b/>
+                <w:color w:val="FFFFFF"/>
+                <w:sz w:val="15"/>
+              </w:rPr>
+              <w:t>Gelişim Durumu</w:t>
+            </w:r>
+          </w:p>
+        </w:tc>
+      </w:tr>
+      <w:tr>
+        <w:tc>
+          <w:tcPr>
+            <w:tcW w:type="dxa" w:w="2160"/>
+            <w:tcMar>
+              <w:top w:w="20" w:type="dxa"/>
+              <w:bottom w:w="20" w:type="dxa"/>
+              <w:left w:w="35" w:type="dxa"/>
+              <w:right w:w="35" w:type="dxa"/>
+            </w:tcMar>
+            <w:shd w:fill="F0F4F8"/>
+          </w:tcPr>
+          <w:p>
+            <w:pPr>
+              <w:jc w:val="left"/>
+            </w:pPr>
+            <w:r>
+              <w:rPr>
+                <w:sz w:val="15"/>
+              </w:rPr>
+              <w:t>Toplam Net</w:t>
+            </w:r>
+          </w:p>
+        </w:tc>
+        <w:tc>
+          <w:tcPr>
+            <w:tcW w:type="dxa" w:w="2160"/>
+            <w:tcMar>
+              <w:top w:w="20" w:type="dxa"/>
+              <w:bottom w:w="20" w:type="dxa"/>
+              <w:left w:w="35" w:type="dxa"/>
+              <w:right w:w="35" w:type="dxa"/>
+            </w:tcMar>
+            <w:shd w:fill="F0F4F8"/>
+          </w:tcPr>
+          <w:p>
+            <w:pPr>
+              <w:jc w:val="center"/>
+            </w:pPr>
+            <w:r>
+              <w:rPr>
+                <w:sz w:val="15"/>
+              </w:rPr>
+              <w:t>76.67 Net</w:t>
+            </w:r>
+          </w:p>
+        </w:tc>
+        <w:tc>
+          <w:tcPr>
+            <w:tcW w:type="dxa" w:w="2160"/>
+            <w:tcMar>
+              <w:top w:w="20" w:type="dxa"/>
+              <w:bottom w:w="20" w:type="dxa"/>
+              <w:left w:w="35" w:type="dxa"/>
+              <w:right w:w="35" w:type="dxa"/>
+            </w:tcMar>
+            <w:shd w:fill="F0F4F8"/>
+          </w:tcPr>
+          <w:p>
+            <w:pPr>
+              <w:jc w:val="center"/>
+            </w:pPr>
+            <w:r>
+              <w:rPr>
+                <w:sz w:val="15"/>
+              </w:rPr>
+              <w:t>74.34 Net</w:t>
+            </w:r>
+          </w:p>
+        </w:tc>
+        <w:tc>
+          <w:tcPr>
+            <w:tcW w:type="dxa" w:w="2160"/>
+            <w:tcMar>
+              <w:top w:w="20" w:type="dxa"/>
+              <w:bottom w:w="20" w:type="dxa"/>
+              <w:left w:w="35" w:type="dxa"/>
+              <w:right w:w="35" w:type="dxa"/>
+            </w:tcMar>
+            <w:shd w:fill="FDEDEC"/>
+          </w:tcPr>
+          <w:p>
+            <w:pPr>
+              <w:jc w:val="center"/>
+            </w:pPr>
+            <w:r>
+              <w:rPr>
+                <w:b/>
+                <w:sz w:val="15"/>
+              </w:rPr>
+              <w:t>-2.33 Net</w:t>
+            </w:r>
+          </w:p>
+        </w:tc>
+        <w:tc>
+          <w:tcPr>
+            <w:tcW w:type="dxa" w:w="2160"/>
+            <w:tcMar>
+              <w:top w:w="20" w:type="dxa"/>
+              <w:bottom w:w="20" w:type="dxa"/>
+              <w:left w:w="35" w:type="dxa"/>
+              <w:right w:w="35" w:type="dxa"/>
+            </w:tcMar>
+            <w:shd w:fill="F0F4F8"/>
+          </w:tcPr>
+          <w:p>
+            <w:pPr>
+              <w:jc w:val="center"/>
+            </w:pPr>
+            <w:r>
+              <w:rPr>
+                <w:sz w:val="15"/>
+              </w:rPr>
+              <w:t>⚠️ Hafif Düşüş</w:t>
+            </w:r>
+          </w:p>
+        </w:tc>
+      </w:tr>
+      <w:tr>
+        <w:tc>
+          <w:tcPr>
+            <w:tcW w:type="dxa" w:w="2160"/>
+            <w:tcMar>
+              <w:top w:w="20" w:type="dxa"/>
+              <w:bottom w:w="20" w:type="dxa"/>
+              <w:left w:w="35" w:type="dxa"/>
+              <w:right w:w="35" w:type="dxa"/>
+            </w:tcMar>
+          </w:tcPr>
+          <w:p>
+            <w:pPr>
+              <w:jc w:val="left"/>
+            </w:pPr>
+            <w:r>
+              <w:rPr>
+                <w:sz w:val="15"/>
+              </w:rPr>
+              <w:t>LGS Puanı</w:t>
+            </w:r>
+          </w:p>
+        </w:tc>
+        <w:tc>
+          <w:tcPr>
+            <w:tcW w:type="dxa" w:w="2160"/>
+            <w:tcMar>
+              <w:top w:w="20" w:type="dxa"/>
+              <w:bottom w:w="20" w:type="dxa"/>
+              <w:left w:w="35" w:type="dxa"/>
+              <w:right w:w="35" w:type="dxa"/>
+            </w:tcMar>
+          </w:tcPr>
+          <w:p>
+            <w:pPr>
+              <w:jc w:val="center"/>
+            </w:pPr>
+            <w:r>
+              <w:rPr>
+                <w:sz w:val="15"/>
+              </w:rPr>
+              <w:t>447.75 Puan</w:t>
+            </w:r>
+          </w:p>
+        </w:tc>
+        <w:tc>
+          <w:tcPr>
+            <w:tcW w:type="dxa" w:w="2160"/>
+            <w:tcMar>
+              <w:top w:w="20" w:type="dxa"/>
+              <w:bottom w:w="20" w:type="dxa"/>
+              <w:left w:w="35" w:type="dxa"/>
+              <w:right w:w="35" w:type="dxa"/>
+            </w:tcMar>
+          </w:tcPr>
+          <w:p>
+            <w:pPr>
+              <w:jc w:val="center"/>
+            </w:pPr>
+            <w:r>
+              <w:rPr>
+                <w:sz w:val="15"/>
+              </w:rPr>
+              <w:t>445.08 Puan</w:t>
+            </w:r>
+          </w:p>
+        </w:tc>
+        <w:tc>
+          <w:tcPr>
+            <w:tcW w:type="dxa" w:w="2160"/>
+            <w:tcMar>
+              <w:top w:w="20" w:type="dxa"/>
+              <w:bottom w:w="20" w:type="dxa"/>
+              <w:left w:w="35" w:type="dxa"/>
+              <w:right w:w="35" w:type="dxa"/>
+            </w:tcMar>
+            <w:shd w:fill="FDEDEC"/>
+          </w:tcPr>
+          <w:p>
+            <w:pPr>
+              <w:jc w:val="center"/>
+            </w:pPr>
+            <w:r>
+              <w:rPr>
+                <w:b/>
+                <w:sz w:val="15"/>
+              </w:rPr>
+              <w:t>-2.67 Puan</w:t>
+            </w:r>
+          </w:p>
+        </w:tc>
+        <w:tc>
+          <w:tcPr>
+            <w:tcW w:type="dxa" w:w="2160"/>
+            <w:tcMar>
+              <w:top w:w="20" w:type="dxa"/>
+              <w:bottom w:w="20" w:type="dxa"/>
+              <w:left w:w="35" w:type="dxa"/>
+              <w:right w:w="35" w:type="dxa"/>
+            </w:tcMar>
+          </w:tcPr>
+          <w:p>
+            <w:pPr>
+              <w:jc w:val="center"/>
+            </w:pPr>
+            <w:r>
+              <w:rPr>
+                <w:sz w:val="15"/>
+              </w:rPr>
+              <w:t>Puan Kaybı</w:t>
+            </w:r>
+          </w:p>
+        </w:tc>
+      </w:tr>
+      <w:tr>
+        <w:tc>
+          <w:tcPr>
+            <w:tcW w:type="dxa" w:w="2160"/>
+            <w:tcMar>
+              <w:top w:w="20" w:type="dxa"/>
+              <w:bottom w:w="20" w:type="dxa"/>
+              <w:left w:w="35" w:type="dxa"/>
+              <w:right w:w="35" w:type="dxa"/>
+            </w:tcMar>
+          </w:tcPr>
+          <w:p>
+            <w:pPr>
+              <w:jc w:val="left"/>
+            </w:pPr>
+            <w:r>
+              <w:rPr>
+                <w:sz w:val="15"/>
+              </w:rPr>
+              <w:t>Sınıf Derecesi</w:t>
+            </w:r>
+          </w:p>
+        </w:tc>
+        <w:tc>
+          <w:tcPr>
+            <w:tcW w:type="dxa" w:w="2160"/>
+            <w:tcMar>
+              <w:top w:w="20" w:type="dxa"/>
+              <w:bottom w:w="20" w:type="dxa"/>
+              <w:left w:w="35" w:type="dxa"/>
+              <w:right w:w="35" w:type="dxa"/>
+            </w:tcMar>
+          </w:tcPr>
+          <w:p>
+            <w:pPr>
+              <w:jc w:val="center"/>
+            </w:pPr>
+            <w:r>
+              <w:rPr>
+                <w:sz w:val="15"/>
+              </w:rPr>
+              <w:t>2. Sıra / 27</w:t>
+            </w:r>
+          </w:p>
+        </w:tc>
+        <w:tc>
+          <w:tcPr>
+            <w:tcW w:type="dxa" w:w="2160"/>
+            <w:tcMar>
+              <w:top w:w="20" w:type="dxa"/>
+              <w:bottom w:w="20" w:type="dxa"/>
+              <w:left w:w="35" w:type="dxa"/>
+              <w:right w:w="35" w:type="dxa"/>
+            </w:tcMar>
+          </w:tcPr>
+          <w:p>
+            <w:pPr>
+              <w:jc w:val="center"/>
+            </w:pPr>
+            <w:r>
+              <w:rPr>
+                <w:sz w:val="15"/>
+              </w:rPr>
+              <w:t>2. Sıra / 28</w:t>
+            </w:r>
+          </w:p>
+        </w:tc>
+        <w:tc>
+          <w:tcPr>
+            <w:tcW w:type="dxa" w:w="2160"/>
+            <w:tcMar>
+              <w:top w:w="20" w:type="dxa"/>
+              <w:bottom w:w="20" w:type="dxa"/>
+              <w:left w:w="35" w:type="dxa"/>
+              <w:right w:w="35" w:type="dxa"/>
+            </w:tcMar>
+          </w:tcPr>
+          <w:p>
+            <w:pPr>
+              <w:jc w:val="center"/>
+            </w:pPr>
+            <w:r>
+              <w:rPr>
+                <w:b/>
+                <w:sz w:val="15"/>
+              </w:rPr>
+              <w:t>Sırası Değişmedi</w:t>
+            </w:r>
+          </w:p>
+        </w:tc>
+        <w:tc>
+          <w:tcPr>
+            <w:tcW w:type="dxa" w:w="2160"/>
+            <w:tcMar>
+              <w:top w:w="20" w:type="dxa"/>
+              <w:bottom w:w="20" w:type="dxa"/>
+              <w:left w:w="35" w:type="dxa"/>
+              <w:right w:w="35" w:type="dxa"/>
+            </w:tcMar>
+          </w:tcPr>
+          <w:p>
+            <w:pPr>
+              <w:jc w:val="center"/>
+            </w:pPr>
+            <w:r>
+              <w:rPr>
+                <w:sz w:val="15"/>
+              </w:rPr>
+              <w:t>Sınıf İçi Başarı</w:t>
+            </w:r>
+          </w:p>
+        </w:tc>
+      </w:tr>
+      <w:tr>
+        <w:tc>
+          <w:tcPr>
+            <w:tcW w:type="dxa" w:w="2160"/>
+            <w:tcMar>
+              <w:top w:w="20" w:type="dxa"/>
+              <w:bottom w:w="20" w:type="dxa"/>
+              <w:left w:w="35" w:type="dxa"/>
+              <w:right w:w="35" w:type="dxa"/>
+            </w:tcMar>
+          </w:tcPr>
+          <w:p>
+            <w:pPr>
+              <w:jc w:val="left"/>
+            </w:pPr>
+            <w:r>
+              <w:rPr>
+                <w:sz w:val="15"/>
+              </w:rPr>
+              <w:t>Okul Derecesi</w:t>
+            </w:r>
+          </w:p>
+        </w:tc>
+        <w:tc>
+          <w:tcPr>
+            <w:tcW w:type="dxa" w:w="2160"/>
+            <w:tcMar>
+              <w:top w:w="20" w:type="dxa"/>
+              <w:bottom w:w="20" w:type="dxa"/>
+              <w:left w:w="35" w:type="dxa"/>
+              <w:right w:w="35" w:type="dxa"/>
+            </w:tcMar>
+          </w:tcPr>
+          <w:p>
+            <w:pPr>
+              <w:jc w:val="center"/>
+            </w:pPr>
+            <w:r>
+              <w:rPr>
+                <w:sz w:val="15"/>
+              </w:rPr>
+              <w:t>6. Sıra / 110</w:t>
+            </w:r>
+          </w:p>
+        </w:tc>
+        <w:tc>
+          <w:tcPr>
+            <w:tcW w:type="dxa" w:w="2160"/>
+            <w:tcMar>
+              <w:top w:w="20" w:type="dxa"/>
+              <w:bottom w:w="20" w:type="dxa"/>
+              <w:left w:w="35" w:type="dxa"/>
+              <w:right w:w="35" w:type="dxa"/>
+            </w:tcMar>
+          </w:tcPr>
+          <w:p>
+            <w:pPr>
+              <w:jc w:val="center"/>
+            </w:pPr>
+            <w:r>
+              <w:rPr>
+                <w:sz w:val="15"/>
+              </w:rPr>
+              <w:t>8. Sıra / 56</w:t>
+            </w:r>
+          </w:p>
+        </w:tc>
+        <w:tc>
+          <w:tcPr>
+            <w:tcW w:type="dxa" w:w="2160"/>
+            <w:tcMar>
+              <w:top w:w="20" w:type="dxa"/>
+              <w:bottom w:w="20" w:type="dxa"/>
+              <w:left w:w="35" w:type="dxa"/>
+              <w:right w:w="35" w:type="dxa"/>
+            </w:tcMar>
+            <w:shd w:fill="FDEDEC"/>
+          </w:tcPr>
+          <w:p>
+            <w:pPr>
+              <w:jc w:val="center"/>
+            </w:pPr>
+            <w:r>
+              <w:rPr>
+                <w:b/>
+                <w:sz w:val="15"/>
+              </w:rPr>
+              <w:t>-2 Sıra Geriledi</w:t>
+            </w:r>
+          </w:p>
+        </w:tc>
+        <w:tc>
+          <w:tcPr>
+            <w:tcW w:type="dxa" w:w="2160"/>
+            <w:tcMar>
+              <w:top w:w="20" w:type="dxa"/>
+              <w:bottom w:w="20" w:type="dxa"/>
+              <w:left w:w="35" w:type="dxa"/>
+              <w:right w:w="35" w:type="dxa"/>
+            </w:tcMar>
+          </w:tcPr>
+          <w:p>
+            <w:pPr>
+              <w:jc w:val="center"/>
+            </w:pPr>
+            <w:r>
+              <w:rPr>
+                <w:sz w:val="15"/>
+              </w:rPr>
+              <w:t>Okul İçi Başarı</w:t>
             </w:r>
           </w:p>
         </w:tc>
@@ -1535,9 +2156,568 @@
         <w:rPr>
           <w:b/>
           <w:color w:val="006666"/>
+          <w:sz w:val="16"/>
+        </w:rPr>
+        <w:t>Branş Bazlı Net Değişim Tablosu:</w:t>
+      </w:r>
+    </w:p>
+    <w:tbl>
+      <w:tblPr>
+        <w:tblW w:type="auto" w:w="0"/>
+        <w:jc w:val="center"/>
+        <w:tblLook w:firstColumn="1" w:firstRow="1" w:lastColumn="0" w:lastRow="0" w:noHBand="0" w:noVBand="1" w:val="04A0"/>
+        <w:tblBorders>
+          <w:top w:val="single" w:sz="4" w:space="0" w:color="B0C4DE"/>
+          <w:left w:val="single" w:sz="4" w:space="0" w:color="B0C4DE"/>
+          <w:bottom w:val="single" w:sz="4" w:space="0" w:color="B0C4DE"/>
+          <w:right w:val="single" w:sz="4" w:space="0" w:color="B0C4DE"/>
+          <w:insideH w:val="single" w:sz="4" w:space="0" w:color="B0C4DE"/>
+          <w:insideV w:val="single" w:sz="4" w:space="0" w:color="B0C4DE"/>
+        </w:tblBorders>
+      </w:tblPr>
+      <w:tblGrid>
+        <w:gridCol w:w="1543"/>
+        <w:gridCol w:w="1543"/>
+        <w:gridCol w:w="1543"/>
+        <w:gridCol w:w="1543"/>
+        <w:gridCol w:w="1543"/>
+        <w:gridCol w:w="1543"/>
+        <w:gridCol w:w="1543"/>
+      </w:tblGrid>
+      <w:tr>
+        <w:tc>
+          <w:tcPr>
+            <w:tcW w:type="dxa" w:w="1543"/>
+            <w:shd w:fill="1F497D"/>
+            <w:tcMar>
+              <w:top w:w="20" w:type="dxa"/>
+              <w:bottom w:w="20" w:type="dxa"/>
+              <w:left w:w="30" w:type="dxa"/>
+              <w:right w:w="30" w:type="dxa"/>
+            </w:tcMar>
+          </w:tcPr>
+          <w:p>
+            <w:pPr>
+              <w:jc w:val="center"/>
+            </w:pPr>
+            <w:r>
+              <w:rPr>
+                <w:b/>
+                <w:color w:val="FFFFFF"/>
+                <w:sz w:val="15"/>
+              </w:rPr>
+              <w:t>Deneme Sınavı</w:t>
+            </w:r>
+          </w:p>
+        </w:tc>
+        <w:tc>
+          <w:tcPr>
+            <w:tcW w:type="dxa" w:w="1543"/>
+            <w:shd w:fill="1F497D"/>
+            <w:tcMar>
+              <w:top w:w="20" w:type="dxa"/>
+              <w:bottom w:w="20" w:type="dxa"/>
+              <w:left w:w="30" w:type="dxa"/>
+              <w:right w:w="30" w:type="dxa"/>
+            </w:tcMar>
+          </w:tcPr>
+          <w:p>
+            <w:pPr>
+              <w:jc w:val="center"/>
+            </w:pPr>
+            <w:r>
+              <w:rPr>
+                <w:b/>
+                <w:color w:val="FFFFFF"/>
+                <w:sz w:val="15"/>
+              </w:rPr>
+              <w:t>Türkçe</w:t>
+            </w:r>
+          </w:p>
+        </w:tc>
+        <w:tc>
+          <w:tcPr>
+            <w:tcW w:type="dxa" w:w="1543"/>
+            <w:shd w:fill="1F497D"/>
+            <w:tcMar>
+              <w:top w:w="20" w:type="dxa"/>
+              <w:bottom w:w="20" w:type="dxa"/>
+              <w:left w:w="30" w:type="dxa"/>
+              <w:right w:w="30" w:type="dxa"/>
+            </w:tcMar>
+          </w:tcPr>
+          <w:p>
+            <w:pPr>
+              <w:jc w:val="center"/>
+            </w:pPr>
+            <w:r>
+              <w:rPr>
+                <w:b/>
+                <w:color w:val="FFFFFF"/>
+                <w:sz w:val="15"/>
+              </w:rPr>
+              <w:t>İnkılap</w:t>
+            </w:r>
+          </w:p>
+        </w:tc>
+        <w:tc>
+          <w:tcPr>
+            <w:tcW w:type="dxa" w:w="1543"/>
+            <w:shd w:fill="1F497D"/>
+            <w:tcMar>
+              <w:top w:w="20" w:type="dxa"/>
+              <w:bottom w:w="20" w:type="dxa"/>
+              <w:left w:w="30" w:type="dxa"/>
+              <w:right w:w="30" w:type="dxa"/>
+            </w:tcMar>
+          </w:tcPr>
+          <w:p>
+            <w:pPr>
+              <w:jc w:val="center"/>
+            </w:pPr>
+            <w:r>
+              <w:rPr>
+                <w:b/>
+                <w:color w:val="FFFFFF"/>
+                <w:sz w:val="15"/>
+              </w:rPr>
+              <w:t>Din Kül.</w:t>
+            </w:r>
+          </w:p>
+        </w:tc>
+        <w:tc>
+          <w:tcPr>
+            <w:tcW w:type="dxa" w:w="1543"/>
+            <w:shd w:fill="1F497D"/>
+            <w:tcMar>
+              <w:top w:w="20" w:type="dxa"/>
+              <w:bottom w:w="20" w:type="dxa"/>
+              <w:left w:w="30" w:type="dxa"/>
+              <w:right w:w="30" w:type="dxa"/>
+            </w:tcMar>
+          </w:tcPr>
+          <w:p>
+            <w:pPr>
+              <w:jc w:val="center"/>
+            </w:pPr>
+            <w:r>
+              <w:rPr>
+                <w:b/>
+                <w:color w:val="FFFFFF"/>
+                <w:sz w:val="15"/>
+              </w:rPr>
+              <w:t>İngilizce</w:t>
+            </w:r>
+          </w:p>
+        </w:tc>
+        <w:tc>
+          <w:tcPr>
+            <w:tcW w:type="dxa" w:w="1543"/>
+            <w:shd w:fill="1F497D"/>
+            <w:tcMar>
+              <w:top w:w="20" w:type="dxa"/>
+              <w:bottom w:w="20" w:type="dxa"/>
+              <w:left w:w="30" w:type="dxa"/>
+              <w:right w:w="30" w:type="dxa"/>
+            </w:tcMar>
+          </w:tcPr>
+          <w:p>
+            <w:pPr>
+              <w:jc w:val="center"/>
+            </w:pPr>
+            <w:r>
+              <w:rPr>
+                <w:b/>
+                <w:color w:val="FFFFFF"/>
+                <w:sz w:val="15"/>
+              </w:rPr>
+              <w:t>Matematik</w:t>
+            </w:r>
+          </w:p>
+        </w:tc>
+        <w:tc>
+          <w:tcPr>
+            <w:tcW w:type="dxa" w:w="1543"/>
+            <w:shd w:fill="1F497D"/>
+            <w:tcMar>
+              <w:top w:w="20" w:type="dxa"/>
+              <w:bottom w:w="20" w:type="dxa"/>
+              <w:left w:w="30" w:type="dxa"/>
+              <w:right w:w="30" w:type="dxa"/>
+            </w:tcMar>
+          </w:tcPr>
+          <w:p>
+            <w:pPr>
+              <w:jc w:val="center"/>
+            </w:pPr>
+            <w:r>
+              <w:rPr>
+                <w:b/>
+                <w:color w:val="FFFFFF"/>
+                <w:sz w:val="15"/>
+              </w:rPr>
+              <w:t>Fen Bil.</w:t>
+            </w:r>
+          </w:p>
+        </w:tc>
+      </w:tr>
+      <w:tr>
+        <w:tc>
+          <w:tcPr>
+            <w:tcW w:type="dxa" w:w="1543"/>
+            <w:tcMar>
+              <w:top w:w="15" w:type="dxa"/>
+              <w:bottom w:w="15" w:type="dxa"/>
+              <w:left w:w="25" w:type="dxa"/>
+              <w:right w:w="25" w:type="dxa"/>
+            </w:tcMar>
+          </w:tcPr>
+          <w:p>
+            <w:pPr>
+              <w:jc w:val="center"/>
+            </w:pPr>
+            <w:r>
+              <w:rPr>
+                <w:sz w:val="15"/>
+              </w:rPr>
+              <w:t>1. PARAF LGS 1</w:t>
+            </w:r>
+          </w:p>
+        </w:tc>
+        <w:tc>
+          <w:tcPr>
+            <w:tcW w:type="dxa" w:w="1543"/>
+            <w:tcMar>
+              <w:top w:w="15" w:type="dxa"/>
+              <w:bottom w:w="15" w:type="dxa"/>
+              <w:left w:w="25" w:type="dxa"/>
+              <w:right w:w="25" w:type="dxa"/>
+            </w:tcMar>
+          </w:tcPr>
+          <w:p>
+            <w:pPr>
+              <w:jc w:val="center"/>
+            </w:pPr>
+            <w:r>
+              <w:rPr>
+                <w:sz w:val="15"/>
+              </w:rPr>
+              <w:t>13.33</w:t>
+            </w:r>
+          </w:p>
+        </w:tc>
+        <w:tc>
+          <w:tcPr>
+            <w:tcW w:type="dxa" w:w="1543"/>
+            <w:tcMar>
+              <w:top w:w="15" w:type="dxa"/>
+              <w:bottom w:w="15" w:type="dxa"/>
+              <w:left w:w="25" w:type="dxa"/>
+              <w:right w:w="25" w:type="dxa"/>
+            </w:tcMar>
+          </w:tcPr>
+          <w:p>
+            <w:pPr>
+              <w:jc w:val="center"/>
+            </w:pPr>
+            <w:r>
+              <w:rPr>
+                <w:sz w:val="15"/>
+              </w:rPr>
+              <w:t>8.67</w:t>
+            </w:r>
+          </w:p>
+        </w:tc>
+        <w:tc>
+          <w:tcPr>
+            <w:tcW w:type="dxa" w:w="1543"/>
+            <w:tcMar>
+              <w:top w:w="15" w:type="dxa"/>
+              <w:bottom w:w="15" w:type="dxa"/>
+              <w:left w:w="25" w:type="dxa"/>
+              <w:right w:w="25" w:type="dxa"/>
+            </w:tcMar>
+          </w:tcPr>
+          <w:p>
+            <w:pPr>
+              <w:jc w:val="center"/>
+            </w:pPr>
+            <w:r>
+              <w:rPr>
+                <w:sz w:val="15"/>
+              </w:rPr>
+              <w:t>10.00</w:t>
+            </w:r>
+          </w:p>
+        </w:tc>
+        <w:tc>
+          <w:tcPr>
+            <w:tcW w:type="dxa" w:w="1543"/>
+            <w:tcMar>
+              <w:top w:w="15" w:type="dxa"/>
+              <w:bottom w:w="15" w:type="dxa"/>
+              <w:left w:w="25" w:type="dxa"/>
+              <w:right w:w="25" w:type="dxa"/>
+            </w:tcMar>
+          </w:tcPr>
+          <w:p>
+            <w:pPr>
+              <w:jc w:val="center"/>
+            </w:pPr>
+            <w:r>
+              <w:rPr>
+                <w:sz w:val="15"/>
+              </w:rPr>
+              <w:t>8.67</w:t>
+            </w:r>
+          </w:p>
+        </w:tc>
+        <w:tc>
+          <w:tcPr>
+            <w:tcW w:type="dxa" w:w="1543"/>
+            <w:tcMar>
+              <w:top w:w="15" w:type="dxa"/>
+              <w:bottom w:w="15" w:type="dxa"/>
+              <w:left w:w="25" w:type="dxa"/>
+              <w:right w:w="25" w:type="dxa"/>
+            </w:tcMar>
+          </w:tcPr>
+          <w:p>
+            <w:pPr>
+              <w:jc w:val="center"/>
+            </w:pPr>
+            <w:r>
+              <w:rPr>
+                <w:sz w:val="15"/>
+              </w:rPr>
+              <w:t>18.67</w:t>
+            </w:r>
+          </w:p>
+        </w:tc>
+        <w:tc>
+          <w:tcPr>
+            <w:tcW w:type="dxa" w:w="1543"/>
+            <w:tcMar>
+              <w:top w:w="15" w:type="dxa"/>
+              <w:bottom w:w="15" w:type="dxa"/>
+              <w:left w:w="25" w:type="dxa"/>
+              <w:right w:w="25" w:type="dxa"/>
+            </w:tcMar>
+          </w:tcPr>
+          <w:p>
+            <w:pPr>
+              <w:jc w:val="center"/>
+            </w:pPr>
+            <w:r>
+              <w:rPr>
+                <w:sz w:val="15"/>
+              </w:rPr>
+              <w:t>17.33</w:t>
+            </w:r>
+          </w:p>
+        </w:tc>
+      </w:tr>
+      <w:tr>
+        <w:tc>
+          <w:tcPr>
+            <w:tcW w:type="dxa" w:w="1543"/>
+            <w:tcMar>
+              <w:top w:w="15" w:type="dxa"/>
+              <w:bottom w:w="15" w:type="dxa"/>
+              <w:left w:w="25" w:type="dxa"/>
+              <w:right w:w="25" w:type="dxa"/>
+            </w:tcMar>
+          </w:tcPr>
+          <w:p>
+            <w:pPr>
+              <w:jc w:val="center"/>
+            </w:pPr>
+            <w:r>
+              <w:rPr>
+                <w:b/>
+                <w:sz w:val="15"/>
+              </w:rPr>
+              <w:t>Net Farkı (+/-)</w:t>
+            </w:r>
+          </w:p>
+        </w:tc>
+        <w:tc>
+          <w:tcPr>
+            <w:tcW w:type="dxa" w:w="1543"/>
+            <w:tcMar>
+              <w:top w:w="15" w:type="dxa"/>
+              <w:bottom w:w="15" w:type="dxa"/>
+              <w:left w:w="25" w:type="dxa"/>
+              <w:right w:w="25" w:type="dxa"/>
+            </w:tcMar>
+            <w:shd w:fill="E8F8F5"/>
+          </w:tcPr>
+          <w:p>
+            <w:pPr>
+              <w:jc w:val="center"/>
+            </w:pPr>
+            <w:r>
+              <w:rPr>
+                <w:b/>
+                <w:sz w:val="15"/>
+              </w:rPr>
+              <w:t>+4.00</w:t>
+            </w:r>
+          </w:p>
+        </w:tc>
+        <w:tc>
+          <w:tcPr>
+            <w:tcW w:type="dxa" w:w="1543"/>
+            <w:tcMar>
+              <w:top w:w="15" w:type="dxa"/>
+              <w:bottom w:w="15" w:type="dxa"/>
+              <w:left w:w="25" w:type="dxa"/>
+              <w:right w:w="25" w:type="dxa"/>
+            </w:tcMar>
+            <w:shd w:fill="FDEDEC"/>
+          </w:tcPr>
+          <w:p>
+            <w:pPr>
+              <w:jc w:val="center"/>
+            </w:pPr>
+            <w:r>
+              <w:rPr>
+                <w:b/>
+                <w:sz w:val="15"/>
+              </w:rPr>
+              <w:t>-1.34</w:t>
+            </w:r>
+          </w:p>
+        </w:tc>
+        <w:tc>
+          <w:tcPr>
+            <w:tcW w:type="dxa" w:w="1543"/>
+            <w:tcMar>
+              <w:top w:w="15" w:type="dxa"/>
+              <w:bottom w:w="15" w:type="dxa"/>
+              <w:left w:w="25" w:type="dxa"/>
+              <w:right w:w="25" w:type="dxa"/>
+            </w:tcMar>
+            <w:shd w:fill="FDEDEC"/>
+          </w:tcPr>
+          <w:p>
+            <w:pPr>
+              <w:jc w:val="center"/>
+            </w:pPr>
+            <w:r>
+              <w:rPr>
+                <w:b/>
+                <w:sz w:val="15"/>
+              </w:rPr>
+              <w:t>-1.33</w:t>
+            </w:r>
+          </w:p>
+        </w:tc>
+        <w:tc>
+          <w:tcPr>
+            <w:tcW w:type="dxa" w:w="1543"/>
+            <w:tcMar>
+              <w:top w:w="15" w:type="dxa"/>
+              <w:bottom w:w="15" w:type="dxa"/>
+              <w:left w:w="25" w:type="dxa"/>
+              <w:right w:w="25" w:type="dxa"/>
+            </w:tcMar>
+          </w:tcPr>
+          <w:p>
+            <w:pPr>
+              <w:jc w:val="center"/>
+            </w:pPr>
+            <w:r>
+              <w:rPr>
+                <w:b/>
+                <w:sz w:val="15"/>
+              </w:rPr>
+              <w:t>+0.00</w:t>
+            </w:r>
+          </w:p>
+        </w:tc>
+        <w:tc>
+          <w:tcPr>
+            <w:tcW w:type="dxa" w:w="1543"/>
+            <w:tcMar>
+              <w:top w:w="15" w:type="dxa"/>
+              <w:bottom w:w="15" w:type="dxa"/>
+              <w:left w:w="25" w:type="dxa"/>
+              <w:right w:w="25" w:type="dxa"/>
+            </w:tcMar>
+            <w:shd w:fill="FDEDEC"/>
+          </w:tcPr>
+          <w:p>
+            <w:pPr>
+              <w:jc w:val="center"/>
+            </w:pPr>
+            <w:r>
+              <w:rPr>
+                <w:b/>
+                <w:sz w:val="15"/>
+              </w:rPr>
+              <w:t>-1.00</w:t>
+            </w:r>
+          </w:p>
+        </w:tc>
+        <w:tc>
+          <w:tcPr>
+            <w:tcW w:type="dxa" w:w="1543"/>
+            <w:tcMar>
+              <w:top w:w="15" w:type="dxa"/>
+              <w:bottom w:w="15" w:type="dxa"/>
+              <w:left w:w="25" w:type="dxa"/>
+              <w:right w:w="25" w:type="dxa"/>
+            </w:tcMar>
+            <w:shd w:fill="FDEDEC"/>
+          </w:tcPr>
+          <w:p>
+            <w:pPr>
+              <w:jc w:val="center"/>
+            </w:pPr>
+            <w:r>
+              <w:rPr>
+                <w:b/>
+                <w:sz w:val="15"/>
+              </w:rPr>
+              <w:t>-2.66</w:t>
+            </w:r>
+          </w:p>
+        </w:tc>
+      </w:tr>
+    </w:tbl>
+    <w:p>
+      <w:pPr>
+        <w:spacing w:before="40" w:after="40"/>
+      </w:pPr>
+      <w:r>
+        <w:rPr>
+          <w:b/>
+          <w:color w:val="0E6655"/>
+          <w:sz w:val="16"/>
+        </w:rPr>
+        <w:t xml:space="preserve">⭐ En Yüksek Artış: Türkçe (+4.00 Net)  |  </w:t>
+      </w:r>
+      <w:r>
+        <w:rPr>
+          <w:b/>
+          <w:color w:val="B41414"/>
+          <w:sz w:val="16"/>
+        </w:rPr>
+        <w:t>⚠️ Takip / Müdahale Alanı: Fen Bilimleri (-2.66 Net)</w:t>
+      </w:r>
+    </w:p>
+    <w:p>
+      <w:pPr>
+        <w:spacing w:before="60" w:after="20"/>
+      </w:pPr>
+      <w:r>
+        <w:rPr>
+          <w:b/>
+          <w:color w:val="006666"/>
           <w:sz w:val="18"/>
         </w:rPr>
-        <w:t>1. GENEL KAZANIM BAŞARI VE EKSİK ENVANTERİ</w:t>
+        <w:t>2. GENEL KAZANIM BAŞARI VE EKSİK ENVANTERİ</w:t>
       </w:r>
     </w:p>
     <w:p>
@@ -1557,7 +2737,7 @@
           <w:color w:val="B41414"/>
           <w:sz w:val="16"/>
         </w:rPr>
-        <w:t>Türkçe: Deyimler, Türkçe: Soru-Cevap, Türkçe: Büyük Harflerin Kullanıldığı Yerler</w:t>
+        <w:t>İngilizce: Soru Cümlesi</w:t>
       </w:r>
     </w:p>
     <w:p>
@@ -1596,7 +2776,7 @@
           <w:color w:val="0E6655"/>
           <w:sz w:val="16"/>
         </w:rPr>
-        <w:t>29 adet kazanımda %100 tam başarı sağlandı.</w:t>
+        <w:t>23 adet kazanımda %100 tam başarı sağlandı.</w:t>
       </w:r>
     </w:p>
     <w:p>
@@ -1609,7 +2789,7 @@
           <w:color w:val="1F497D"/>
           <w:sz w:val="18"/>
         </w:rPr>
-        <w:t>2. TÜM DERSLER İÇİN KİŞİSELLEŞTİRİLMİŞ BRANŞ GELİŞİM REÇETELERİ</w:t>
+        <w:t>3. TÜM DERSLER İÇİN KİŞİSELLEŞTİRİLMİŞ BRANŞ GELİŞİM REÇETELERİ</w:t>
       </w:r>
     </w:p>
     <w:tbl>
@@ -1659,7 +2839,7 @@
                 <w:color w:val="3C3C3C"/>
                 <w:sz w:val="15"/>
               </w:rPr>
-              <w:t>[Net: 17.33 | D: 18 | Y: 2 | B: 0 | Başarı: %86.6]</w:t>
+              <w:t>[Net: 14.67 | D: 16 | Y: 4 | B: 0 | Başarı: %73.4]</w:t>
             </w:r>
           </w:p>
         </w:tc>
@@ -1691,7 +2871,7 @@
               <w:rPr>
                 <w:sz w:val="15"/>
               </w:rPr>
-              <w:t>Mevsimlerin Oluşumu: %85.7 | İklim ve Hava Hareketleri: %100.0</w:t>
+              <w:t>Mevsimlerin Oluşumu: %60.0 | DNA ve Genetik Kod: %100.0 | İklim ve Hava Olayları: %100.0 | DNA ve Yapısı: %100.0 | DNA'nı Eşlenmesi: %100.0</w:t>
             </w:r>
           </w:p>
           <w:p>
@@ -1710,7 +2890,7 @@
               <w:rPr>
                 <w:sz w:val="15"/>
               </w:rPr>
-              <w:t>Mevsimlerin Oluşumu (%86)</w:t>
+              <w:t>Mevsimlerin Oluşumu (%60)</w:t>
             </w:r>
           </w:p>
           <w:p>
@@ -1729,7 +2909,7 @@
               <w:rPr>
                 <w:sz w:val="15"/>
               </w:rPr>
-              <w:t>Fen Bilimleri netin: 17.33 (18 Doğru, 2 Yanlış, 0 Boş). Kavramsal kavrayışın ve deney yorumlama becerin çok yüksek. Tek hata yaptığın 'Mevsimlerin Oluşumu'ndaki (%86) eksen eğikliği ve Güneş ışınlarının geliş açısı grafiklerini pekiştirerek 20'de 20 full hedefini yakalayabilirsin.</w:t>
+              <w:t>Fen Bilimleri netin: 14.67 (16 Doğru, 4 Yanlış, 0 Boş). Sağlam bir altyapın var ancak 4 yanlış netini aşağı çekmiş. Özellikle 'Mevsimlerin Oluşumu' konusundaki (%60) 21 Haziran/21 Aralık gün dönümleri ve birim alana düşen enerji miktarı şemalarını 3D simülasyonla tekrar etmelisin. Deney sorularında bağımsız değişkeni kenara yaz; haftalık 45 fen sorusu çöz.</w:t>
             </w:r>
           </w:p>
           <w:p>
@@ -1742,20 +2922,20 @@
                 <w:color w:val="C0392B"/>
                 <w:sz w:val="15"/>
               </w:rPr>
-              <w:t xml:space="preserve">📺 Önerilen YouTube Desteği (İleri Düzey (Şampiyon)): </w:t>
+              <w:t xml:space="preserve">📺 Önerilen YouTube Desteği (Orta Seviye): </w:t>
             </w:r>
             <w:r>
               <w:rPr>
                 <w:b/>
                 <w:sz w:val="15"/>
               </w:rPr>
-              <w:t xml:space="preserve">Kanal: Hız Yayınları veya dnz hoca ile Fen | </w:t>
+              <w:t xml:space="preserve">Kanal: Mehmet Hoca ile Fen | </w:t>
             </w:r>
             <w:r>
               <w:rPr>
                 <w:sz w:val="15"/>
               </w:rPr>
-              <w:t>Odak: İleri Seviye Grafik &amp; Deney Yorumlama. Taktik: Karmaşık grafik ve çok adımlı deney sorularında hızlı yorumlama tekniklerini not al.</w:t>
+              <w:t>Odak: Kazanım Pekiştirme &amp; Deney Analizi. Taktik: Deney sorularındaki bağımsız/bağımlı/kontrol değişkeni çözüm adımlarını birebir uygula.</w:t>
             </w:r>
           </w:p>
         </w:tc>
@@ -1813,7 +2993,7 @@
                 <w:color w:val="3C3C3C"/>
                 <w:sz w:val="15"/>
               </w:rPr>
-              <w:t>[Net: 18.67 | D: 19 | Y: 1 | B: 0 | Başarı: %93.4]</w:t>
+              <w:t>[Net: 17.67 | D: 18 | Y: 1 | B: 1 | Başarı: %88.4]</w:t>
             </w:r>
           </w:p>
         </w:tc>
@@ -1845,7 +3025,7 @@
               <w:rPr>
                 <w:sz w:val="15"/>
               </w:rPr>
-              <w:t>Çarpanlar ve Katlar / Asal Çarpanlar: %100 | EBOB-EKOK Problemleri: %100 | Üslü İfadeler Temel Kuralları: %75 | Aralarında Asal Sayılar: %100 | Tam Sayı Kuvvetleri (Negatif Üs): %100</w:t>
+              <w:t>Çarpanlar ve Katlar: %86 | Ebob-Ekok Problemleri: %100 | Üslü İfadeler: %89</w:t>
             </w:r>
           </w:p>
           <w:p>
@@ -1864,7 +3044,7 @@
               <w:rPr>
                 <w:sz w:val="15"/>
               </w:rPr>
-              <w:t>Üslü İfadeler Temel Kuralları (%75)</w:t>
+              <w:t>Çarpanlar ve Katlar (%86), Üslü İfadeler (%89)</w:t>
             </w:r>
           </w:p>
           <w:p>
@@ -1883,7 +3063,7 @@
               <w:rPr>
                 <w:sz w:val="15"/>
               </w:rPr>
-              <w:t>Matematik netin: 18.67 (19 Doğru, 1 Yanlış, 0 Boş). Yeni nesil problem çözme ve modelleme becerin okul zirvesindedir. Sınavda tek net kaybının yaşandığı 'Üslü İfadeler Temel Kuralları' konusundaki uç soru kalıplarına odaklanarak 20'de 20 full yapabilirsin. Süreli branş denemelerine devam et.</w:t>
+              <w:t>Matematik netin: 17.67 (18 Doğru, 1 Yanlış, 1 Boş). Yeni nesil problem çözme ve modelleme becerin okul zirvesindedir. Sınavda tek net kaybının yaşandığı 'Çarpanlar ve Katlar, Üslü İfadeler' konusundaki uç soru kalıplarına odaklanarak 20'de 20 full yapabilirsin. Süreli branş denemelerine devam et.</w:t>
             </w:r>
           </w:p>
           <w:p>
@@ -1967,7 +3147,7 @@
                 <w:color w:val="3C3C3C"/>
                 <w:sz w:val="15"/>
               </w:rPr>
-              <w:t>[Net: 13.33 | D: 15 | Y: 5 | B: 0 | Başarı: %66.6]</w:t>
+              <w:t>[Net: 17.33 | D: 18 | Y: 2 | B: 0 | Başarı: %86.6]</w:t>
             </w:r>
           </w:p>
         </w:tc>
@@ -1999,26 +3179,7 @@
               <w:rPr>
                 <w:sz w:val="15"/>
               </w:rPr>
-              <w:t>11/16 Tam Başarı | Gelişim Alanları: Deyimler: %0 | Tablo ve Grafik Yorumlama: %50 | FİİLİMSİLER: %50 | Soru-Cevap: %0</w:t>
-            </w:r>
-          </w:p>
-          <w:p>
-            <w:pPr>
-              <w:spacing w:after="20"/>
-            </w:pPr>
-            <w:r>
-              <w:rPr>
-                <w:b/>
-                <w:color w:val="B41414"/>
-                <w:sz w:val="15"/>
-              </w:rPr>
-              <w:t xml:space="preserve">🔴 Sıfır Çekilen Kazanımlar (%0): </w:t>
-            </w:r>
-            <w:r>
-              <w:rPr>
-                <w:sz w:val="15"/>
-              </w:rPr>
-              <w:t>Deyimler, Soru-Cevap, Büyük Harflerin Kullanıldığı Yerler</w:t>
+              <w:t>10/16 Tam Başarı | Gelişim Alanları: Sözcükte Anlam: %50</w:t>
             </w:r>
           </w:p>
           <w:p>
@@ -2037,7 +3198,7 @@
               <w:rPr>
                 <w:sz w:val="15"/>
               </w:rPr>
-              <w:t>Tablo ve Grafik Yorumlama (%50), FİİLİMSİLER (%50)</w:t>
+              <w:t>Sözcükte Anlam (%50)</w:t>
             </w:r>
           </w:p>
           <w:p>
@@ -2056,7 +3217,7 @@
               <w:rPr>
                 <w:sz w:val="15"/>
               </w:rPr>
-              <w:t>Türkçe branş netin: 13.33 (15 Doğru, 5 Yanlış, 0 Boş). Ortalama üstü bir performans olmakla birlikte 5 yanlış başarı payını törpülemiş. Öncelikli olarak sıfır çektiğin [Deyimler, Soru-Cevap] konularındaki kavram ve kuralları tekrar et. Kısmi kayıp yaşadığın [Tablo ve Grafik Yorumlama (%50), FİİLİMSİLER (%50)] alanlarında metindeki açık kanıtın altını çizerek çöz. Günde 20 paragraf sorusu çöz; iki şık arasında kaldığında işaretleme yapmayıp boş bırak.</w:t>
+              <w:t>Türkçe branş netin: 17.33 (18 Doğru, 2 Yanlış, 0 Boş). Okuduğunu anlama, çıkarım ve muhakeme gücün çok yüksek. Kısmi kayıp yaşadığın [Sözcükte Anlam (%50)] alanlarını gözden geçirerek 20'de 20 full hedefini yakala.</w:t>
             </w:r>
           </w:p>
           <w:p>
@@ -2069,20 +3230,20 @@
                 <w:color w:val="C0392B"/>
                 <w:sz w:val="15"/>
               </w:rPr>
-              <w:t xml:space="preserve">📺 Önerilen YouTube Desteği (Orta Seviye): </w:t>
+              <w:t xml:space="preserve">📺 Önerilen YouTube Desteği (İleri Düzey (Şampiyon)): </w:t>
             </w:r>
             <w:r>
               <w:rPr>
                 <w:b/>
                 <w:sz w:val="15"/>
               </w:rPr>
-              <w:t xml:space="preserve">Kanal: Hız Yayınları veya Ebubekir Hoca ile Türkçe | </w:t>
+              <w:t xml:space="preserve">Kanal: Hız Yayınları veya Ebubekir Hoca | </w:t>
             </w:r>
             <w:r>
               <w:rPr>
                 <w:sz w:val="15"/>
               </w:rPr>
-              <w:t>Odak: Paragraf Taktikleri &amp; Çeldirici Eleme. Taktik: Paragraf sorularında hocanın anahtar kelimeleri ve metin kanıtlarını nasıl çizdiğine dikkat et.</w:t>
+              <w:t>Odak: MEB Çıkmış &amp; Özgün Yeni Nesil Çözümleri. Taktik: İki güçlü çeldirici arasında kaldığında doğru seçeneğe götüren mantık ipuçlarını incele.</w:t>
             </w:r>
           </w:p>
         </w:tc>
@@ -2140,7 +3301,7 @@
                 <w:color w:val="3C3C3C"/>
                 <w:sz w:val="15"/>
               </w:rPr>
-              <w:t>[Net: 8.67 | D: 9 | Y: 1 | B: 0 | Başarı: %86.7]</w:t>
+              <w:t>[Net: 7.33 | D: 8 | Y: 2 | B: 0 | Başarı: %73.3]</w:t>
             </w:r>
           </w:p>
         </w:tc>
@@ -2172,7 +3333,7 @@
               <w:rPr>
                 <w:sz w:val="15"/>
               </w:rPr>
-              <w:t>Mustafa Kemal'in Öğrenim Hayatı: %100 | Uyanan Avrupa ve Sarsılan Osmanlı: %67 | Mustafa Kemal'in Fikir Hayatını Etkileyen Olaylar: %100 | Mustafa Kemal'in Askerlik Hayatı: %100</w:t>
+              <w:t>20. Yüzyıl Başlarında Osmanlı: %100 | M. Kemal'in Fikir Hayatını Etkileyen Olay ve Kişiler: %100 | M. Kemal'in Çocukluk Dönemi ve Öğrenim Hayatı: %67 | M. Kemal'İn Askerlik Hayatı: %50</w:t>
             </w:r>
           </w:p>
           <w:p>
@@ -2191,7 +3352,7 @@
               <w:rPr>
                 <w:sz w:val="15"/>
               </w:rPr>
-              <w:t>Uyanan Avrupa ve Sarsılan Osmanlı (%67)</w:t>
+              <w:t>M. Kemal'in Çocukluk Dönemi ve Öğrenim Hayatı (%67), M. Kemal'İn Askerlik Hayatı (%50)</w:t>
             </w:r>
           </w:p>
           <w:p>
@@ -2210,7 +3371,7 @@
               <w:rPr>
                 <w:sz w:val="15"/>
               </w:rPr>
-              <w:t>İnkılap Tarihi netin: 8.67 (9 Doğru, 1 Yanlış, 0 Boş). Tarihsel kronoloji ve neden-sonuç analiz kabiliyetin çok güçlü. Tek net kaybının yaşandığı 'Uyanan Avrupa ve Sarsılan Osmanlı' konusundaki kavram haritasını inceleyerek 10'da 10 full hedefini sürdür.</w:t>
+              <w:t>İnkılap Tarihi netin: 7.33 (8 Doğru, 2 Yanlış, 0 Boş). Hedeflenen seviyenin altında kalındı (7.33 Net). Pekiştirilmesi gereken [M. Kemal'in Çocukluk Dönemi ve Öğrenim Hayatı (%67), M. Kemal'İn Askerlik Hayatı (%50)] konularında kronoloji tablosu çıkar. Sorularda 'Yalnızca bu bilgiye göre' köklerine dikkat et; metne sadık kal. Haftalık 25 soru çöz.</w:t>
             </w:r>
           </w:p>
           <w:p>
@@ -2223,20 +3384,20 @@
                 <w:color w:val="C0392B"/>
                 <w:sz w:val="15"/>
               </w:rPr>
-              <w:t xml:space="preserve">📺 Önerilen YouTube Desteği (İleri Düzey (Şampiyon)): </w:t>
+              <w:t xml:space="preserve">📺 Önerilen YouTube Desteği (Orta Seviye): </w:t>
             </w:r>
             <w:r>
               <w:rPr>
                 <w:b/>
                 <w:sz w:val="15"/>
               </w:rPr>
-              <w:t xml:space="preserve">Kanal: Buğra Hoca Sosyal Bilgiler Dersliği | </w:t>
+              <w:t xml:space="preserve">Kanal: Sosyal Kale | </w:t>
             </w:r>
             <w:r>
               <w:rPr>
                 <w:sz w:val="15"/>
               </w:rPr>
-              <w:t>Odak: Kritik Çeldiriciler &amp; MEB Tarzı Uç Sorular. Taktik: Tarihsel kavramların güncel yorumlarla ilişkilendirildiği zor soru tiplerine odaklan.</w:t>
+              <w:t>Odak: Soru Çözüm Taktikleri &amp; Neden-Sonuç İlişkisi. Taktik: 'Yalnızca bu bilgiye göre' tarzı sorularda metin dışına çıkmama kuralını pekiştir.</w:t>
             </w:r>
           </w:p>
         </w:tc>
@@ -2294,7 +3455,7 @@
                 <w:color w:val="3C3C3C"/>
                 <w:sz w:val="15"/>
               </w:rPr>
-              <w:t>[Net: 10.00 | D: 10 | Y: 0 | B: 0 | Başarı: %100.0]</w:t>
+              <w:t>[Net: 8.67 | D: 9 | Y: 1 | B: 0 | Başarı: %86.7]</w:t>
             </w:r>
           </w:p>
         </w:tc>
@@ -2326,7 +3487,26 @@
               <w:rPr>
                 <w:sz w:val="15"/>
               </w:rPr>
-              <w:t>Kader ve Kaza İnancı: %100 | İnsanın İradesi ve Kader: %100 | Kader Kavramları (Ömür, Ecel, Rızık, Tevekkül): %100 | Ayet el-Kürsi ve Anlamı: %100 | Hz. Musa (A.S.) ve Mücadelesi: %100</w:t>
+              <w:t>Kaza Ve Kader: %80 | İnsanın Özgürlüğü Ve Sorumluluğu: %100 | Kaderle İlgili Kavramlar: %100</w:t>
+            </w:r>
+          </w:p>
+          <w:p>
+            <w:pPr>
+              <w:spacing w:after="20"/>
+            </w:pPr>
+            <w:r>
+              <w:rPr>
+                <w:b/>
+                <w:color w:val="B46400"/>
+                <w:sz w:val="15"/>
+              </w:rPr>
+              <w:t xml:space="preserve">🟡 Pekiştirilecek Kazanımlar (&lt;%100): </w:t>
+            </w:r>
+            <w:r>
+              <w:rPr>
+                <w:sz w:val="15"/>
+              </w:rPr>
+              <w:t>Kaza Ve Kader (%80)</w:t>
             </w:r>
           </w:p>
           <w:p>
@@ -2345,7 +3525,7 @@
               <w:rPr>
                 <w:sz w:val="15"/>
               </w:rPr>
-              <w:t>Din Kültürü netin: 10.00 (10 Doğru, 0 Yanlış, 0 Boş). Kavram ve ayet yorumlama hakimiyetin yüksek. 5 kazanımın tamamında %100 tam başarı sağladın. Formunu haftalık 15 soruyla koru.</w:t>
+              <w:t>Din Kültürü netin: 8.67 (9 Doğru, 1 Yanlış, 0 Boş). Kavram ve ayet yorumlama hakimiyetin yüksek. Tek net kaybının yaşandığı 'Kaza Ve Kader' konusundaki kavram veya ayet mealini inceleyerek 10'da 10 yapabilirsin.</w:t>
             </w:r>
           </w:p>
           <w:p>
@@ -2461,7 +3641,7 @@
               <w:rPr>
                 <w:sz w:val="15"/>
               </w:rPr>
-              <w:t>Davet Kartları / Mektupları (Invitation): %100 | Daveti Kabul &amp; Reddetme Kalıpları: %100 | Basit Sorular Sorma (Simple Inquiries): %100 | Friendship Okuduğunu Anlama: %100 | Kişisel Özellikler / Sıfatlar (Qualities): %67 | Mazeret Bildirme ve Özür Dileme: %100</w:t>
+              <w:t>Teklif Yapma, Kabul Etme, Özür Dileme: %100 | Frıendshıp: %100 | The Internet: %100 | Tercihleri İfade Etme: %100 | Soru Cümlesi: %0</w:t>
             </w:r>
           </w:p>
           <w:p>
@@ -2471,16 +3651,16 @@
             <w:r>
               <w:rPr>
                 <w:b/>
-                <w:color w:val="B46400"/>
+                <w:color w:val="B41414"/>
                 <w:sz w:val="15"/>
               </w:rPr>
-              <w:t xml:space="preserve">🟡 Pekiştirilecek Kazanımlar (&lt;%100): </w:t>
+              <w:t xml:space="preserve">🔴 Sıfır Çekilen Kazanımlar (%0): </w:t>
             </w:r>
             <w:r>
               <w:rPr>
                 <w:sz w:val="15"/>
               </w:rPr>
-              <w:t>Kişisel Özellikler / Sıfatlar (Qualities) (%67)</w:t>
+              <w:t>Soru Cümlesi</w:t>
             </w:r>
           </w:p>
           <w:p>
@@ -2499,7 +3679,7 @@
               <w:rPr>
                 <w:sz w:val="15"/>
               </w:rPr>
-              <w:t>İngilizce branş netin: 8.67 (9 Doğru, 1 Yanlış, 0 Boş). Friendship ünitesi kelime ve diyalog hakimiyetin çok iyi. Tek net kaybının yaşandığı 'Kişisel Özellikler / Sıfatlar' kalıbını gözden geçirerek 10'da 10 yapabilirsin.</w:t>
+              <w:t>İngilizce branş netin: 8.67 (9 Doğru, 1 Yanlış, 0 Boş). Friendship ünitesi kelime ve diyalog hakimiyetin çok iyi. Tek net kaybının yaşandığı 'Soru Cümlesi' kalıbını gözden geçirerek 10'da 10 yapabilirsin.</w:t>
             </w:r>
           </w:p>
           <w:p>
@@ -2546,7 +3726,7 @@
           <w:color w:val="006666"/>
           <w:sz w:val="18"/>
         </w:rPr>
-        <w:t>3. KİŞİSELLEŞTİRİLMİŞ HEDEFLER VE EYLEM TAKVİMİ</w:t>
+        <w:t>4. KİŞİSELLEŞTİRİLMİŞ HEDEFLER VE EYLEM TAKVİMİ</w:t>
       </w:r>
     </w:p>
     <w:p>
@@ -2565,7 +3745,7 @@
         <w:rPr>
           <w:sz w:val="16"/>
         </w:rPr>
-        <w:t>79.17 Net (İlk hedefli konu tekrarları ve ödev kontrolü sonrası)</w:t>
+        <w:t>77.84 Net (İlk hedefli konu tekrarları ve ödev kontrolü sonrası)</w:t>
       </w:r>
     </w:p>
     <w:p>
@@ -2584,7 +3764,7 @@
         <w:rPr>
           <w:sz w:val="16"/>
         </w:rPr>
-        <w:t>81.67 Net (Ölçülebilir bir sonraki resmi deneme sınavı hedefi)</w:t>
+        <w:t>81.34 Net (Ölçülebilir bir sonraki resmi deneme sınavı hedefi)</w:t>
       </w:r>
     </w:p>
     <w:p>
@@ -2603,7 +3783,7 @@
         <w:rPr>
           <w:sz w:val="16"/>
         </w:rPr>
-        <w:t>Haftalık 450 soru çözümü + Yanlış Defteri (Hata Analizi) tutulması ve kontrolü.</w:t>
+        <w:t>Haftalık 400 soru çözümü + Yanlış Defteri (Hata Analizi) tutulması ve kontrolü.</w:t>
       </w:r>
     </w:p>
     <w:p>
@@ -2622,7 +3802,7 @@
         <w:rPr>
           <w:sz w:val="16"/>
         </w:rPr>
-        <w:t>Türkiye derecesi ve zaman sınırlı zor soru pratiği.</w:t>
+        <w:t>Matematik yeni nesil problem modelleme ve süre tutma.</w:t>
       </w:r>
     </w:p>
     <w:p>
